--- a/user_study/Phase 3- Human Centered Design.docx
+++ b/user_study/Phase 3- Human Centered Design.docx
@@ -1,6 +1,6 @@
 
 <file path=word/document.xml><?xml version="1.0" encoding="utf-8"?>
-<w:document xmlns:wpc="http://schemas.microsoft.com/office/word/2010/wordprocessingCanvas" xmlns:cx="http://schemas.microsoft.com/office/drawing/2014/chartex" xmlns:cx1="http://schemas.microsoft.com/office/drawing/2015/9/8/chartex" xmlns:cx2="http://schemas.microsoft.com/office/drawing/2015/10/21/chartex" xmlns:cx3="http://schemas.microsoft.com/office/drawing/2016/5/9/chartex" xmlns:cx4="http://schemas.microsoft.com/office/drawing/2016/5/10/chartex" xmlns:cx5="http://schemas.microsoft.com/office/drawing/2016/5/11/chartex" xmlns:cx6="http://schemas.microsoft.com/office/drawing/2016/5/12/chartex" xmlns:cx7="http://schemas.microsoft.com/office/drawing/2016/5/13/chartex" xmlns:cx8="http://schemas.microsoft.com/office/drawing/2016/5/14/chartex" xmlns:mc="http://schemas.openxmlformats.org/markup-compatibility/2006" xmlns:aink="http://schemas.microsoft.com/office/drawing/2016/ink" xmlns:am3d="http://schemas.microsoft.com/office/drawing/2017/model3d" xmlns:o="urn:schemas-microsoft-com:office:office" xmlns:oel="http://schemas.microsoft.com/office/2019/extlst" xmlns:r="http://schemas.openxmlformats.org/officeDocument/2006/relationships" xmlns:m="http://schemas.openxmlformats.org/officeDocument/2006/math" xmlns:v="urn:schemas-microsoft-com:vml" xmlns:wp14="http://schemas.microsoft.com/office/word/2010/wordprocessingDrawing" xmlns:wp="http://schemas.openxmlformats.org/drawingml/2006/wordprocessingDrawing" xmlns:w10="urn:schemas-microsoft-com:office:word" xmlns:w="http://schemas.openxmlformats.org/wordprocessingml/2006/main" xmlns:w14="http://schemas.microsoft.com/office/word/2010/wordml" xmlns:w15="http://schemas.microsoft.com/office/word/2012/wordml" xmlns:w16cex="http://schemas.microsoft.com/office/word/2018/wordml/cex" xmlns:w16cid="http://schemas.microsoft.com/office/word/2016/wordml/cid" xmlns:w16="http://schemas.microsoft.com/office/word/2018/wordml" xmlns:w16sdtdh="http://schemas.microsoft.com/office/word/2020/wordml/sdtdatahash" xmlns:w16se="http://schemas.microsoft.com/office/word/2015/wordml/symex" xmlns:wpg="http://schemas.microsoft.com/office/word/2010/wordprocessingGroup" xmlns:wpi="http://schemas.microsoft.com/office/word/2010/wordprocessingInk" xmlns:wne="http://schemas.microsoft.com/office/word/2006/wordml" xmlns:wps="http://schemas.microsoft.com/office/word/2010/wordprocessingShape" mc:Ignorable="w14 w15 w16se w16cid w16 w16cex w16sdtdh wp14">
+<w:document xmlns:wpc="http://schemas.microsoft.com/office/word/2010/wordprocessingCanvas" xmlns:cx="http://schemas.microsoft.com/office/drawing/2014/chartex" xmlns:cx1="http://schemas.microsoft.com/office/drawing/2015/9/8/chartex" xmlns:cx2="http://schemas.microsoft.com/office/drawing/2015/10/21/chartex" xmlns:cx3="http://schemas.microsoft.com/office/drawing/2016/5/9/chartex" xmlns:cx4="http://schemas.microsoft.com/office/drawing/2016/5/10/chartex" xmlns:cx5="http://schemas.microsoft.com/office/drawing/2016/5/11/chartex" xmlns:cx6="http://schemas.microsoft.com/office/drawing/2016/5/12/chartex" xmlns:cx7="http://schemas.microsoft.com/office/drawing/2016/5/13/chartex" xmlns:cx8="http://schemas.microsoft.com/office/drawing/2016/5/14/chartex" xmlns:mc="http://schemas.openxmlformats.org/markup-compatibility/2006" xmlns:aink="http://schemas.microsoft.com/office/drawing/2016/ink" xmlns:am3d="http://schemas.microsoft.com/office/drawing/2017/model3d" xmlns:o="urn:schemas-microsoft-com:office:office" xmlns:oel="http://schemas.microsoft.com/office/2019/extlst" xmlns:r="http://schemas.openxmlformats.org/officeDocument/2006/relationships" xmlns:m="http://schemas.openxmlformats.org/officeDocument/2006/math" xmlns:v="urn:schemas-microsoft-com:vml" xmlns:wp14="http://schemas.microsoft.com/office/word/2010/wordprocessingDrawing" xmlns:wp="http://schemas.openxmlformats.org/drawingml/2006/wordprocessingDrawing" xmlns:w10="urn:schemas-microsoft-com:office:word" xmlns:w="http://schemas.openxmlformats.org/wordprocessingml/2006/main" xmlns:w14="http://schemas.microsoft.com/office/word/2010/wordml" xmlns:w15="http://schemas.microsoft.com/office/word/2012/wordml" xmlns:w16cex="http://schemas.microsoft.com/office/word/2018/wordml/cex" xmlns:w16cid="http://schemas.microsoft.com/office/word/2016/wordml/cid" xmlns:w16="http://schemas.microsoft.com/office/word/2018/wordml" xmlns:w16du="http://schemas.microsoft.com/office/word/2023/wordml/word16du" xmlns:w16sdtdh="http://schemas.microsoft.com/office/word/2020/wordml/sdtdatahash" xmlns:w16sdtfl="http://schemas.microsoft.com/office/word/2024/wordml/sdtformatlock" xmlns:w16se="http://schemas.microsoft.com/office/word/2015/wordml/symex" xmlns:wpg="http://schemas.microsoft.com/office/word/2010/wordprocessingGroup" xmlns:wpi="http://schemas.microsoft.com/office/word/2010/wordprocessingInk" xmlns:wne="http://schemas.microsoft.com/office/word/2006/wordml" xmlns:wps="http://schemas.microsoft.com/office/word/2010/wordprocessingShape" mc:Ignorable="w14 w15 w16se w16cid w16 w16cex w16sdtdh w16sdtfl w16du wp14">
   <w:body>
     <w:p>
       <w:pPr>
@@ -25,44 +25,8 @@
         <w:rPr>
           <w:rFonts w:ascii="Calibri" w:hAnsi="Calibri" w:cs="Calibri"/>
         </w:rPr>
-        <w:t xml:space="preserve">Rob Rood, Mamata Joshi, </w:t>
+        <w:t>Rob Rood, Mamata Joshi, Afsana Tasnim Juha</w:t>
       </w:r>
-      <w:proofErr w:type="spellStart"/>
-      <w:r>
-        <w:rPr>
-          <w:rFonts w:ascii="Calibri" w:hAnsi="Calibri" w:cs="Calibri"/>
-        </w:rPr>
-        <w:t>Afsana</w:t>
-      </w:r>
-      <w:proofErr w:type="spellEnd"/>
-      <w:r>
-        <w:rPr>
-          <w:rFonts w:ascii="Calibri" w:hAnsi="Calibri" w:cs="Calibri"/>
-        </w:rPr>
-        <w:t xml:space="preserve"> </w:t>
-      </w:r>
-      <w:proofErr w:type="spellStart"/>
-      <w:r>
-        <w:rPr>
-          <w:rFonts w:ascii="Calibri" w:hAnsi="Calibri" w:cs="Calibri"/>
-        </w:rPr>
-        <w:t>Tasnim</w:t>
-      </w:r>
-      <w:proofErr w:type="spellEnd"/>
-      <w:r>
-        <w:rPr>
-          <w:rFonts w:ascii="Calibri" w:hAnsi="Calibri" w:cs="Calibri"/>
-        </w:rPr>
-        <w:t xml:space="preserve"> </w:t>
-      </w:r>
-      <w:proofErr w:type="spellStart"/>
-      <w:r>
-        <w:rPr>
-          <w:rFonts w:ascii="Calibri" w:hAnsi="Calibri" w:cs="Calibri"/>
-        </w:rPr>
-        <w:t>Juha</w:t>
-      </w:r>
-      <w:proofErr w:type="spellEnd"/>
     </w:p>
     <w:p>
       <w:pPr>
@@ -74,21 +38,7 @@
         <w:rPr>
           <w:rFonts w:ascii="Calibri" w:hAnsi="Calibri" w:cs="Calibri"/>
         </w:rPr>
-        <w:t xml:space="preserve">Dataset: Our project is utilizing a Covid-19 dataset. This dataset contains over 1 million rows detailing cases, </w:t>
-      </w:r>
-      <w:proofErr w:type="gramStart"/>
-      <w:r>
-        <w:rPr>
-          <w:rFonts w:ascii="Calibri" w:hAnsi="Calibri" w:cs="Calibri"/>
-        </w:rPr>
-        <w:t>outcomes</w:t>
-      </w:r>
-      <w:proofErr w:type="gramEnd"/>
-      <w:r>
-        <w:rPr>
-          <w:rFonts w:ascii="Calibri" w:hAnsi="Calibri" w:cs="Calibri"/>
-        </w:rPr>
-        <w:t xml:space="preserve"> and demographic data. Note, we are reducing the working set to 100_000 rows so that Python won't crash searching through all that data.</w:t>
+        <w:t>Dataset: Our project is utilizing a Covid-19 dataset. This dataset contains over 1 million rows detailing cases, outcomes and demographic data. Note, we are reducing the working set to 100_000 rows so that Python won't crash searching through all that data.</w:t>
       </w:r>
     </w:p>
     <w:p>
@@ -132,21 +82,7 @@
         <w:rPr>
           <w:rFonts w:ascii="Calibri" w:hAnsi="Calibri" w:cs="Calibri"/>
         </w:rPr>
-        <w:t xml:space="preserve">Target Users: Doctors, Nurses, Healthcare </w:t>
-      </w:r>
-      <w:proofErr w:type="gramStart"/>
-      <w:r>
-        <w:rPr>
-          <w:rFonts w:ascii="Calibri" w:hAnsi="Calibri" w:cs="Calibri"/>
-        </w:rPr>
-        <w:t>Statisticians</w:t>
-      </w:r>
-      <w:proofErr w:type="gramEnd"/>
-      <w:r>
-        <w:rPr>
-          <w:rFonts w:ascii="Calibri" w:hAnsi="Calibri" w:cs="Calibri"/>
-        </w:rPr>
-        <w:t xml:space="preserve"> and regular people who are concerned about their own situation.</w:t>
+        <w:t>Target Users: Doctors, Nurses, Healthcare Statisticians and regular people who are concerned about their own situation.</w:t>
       </w:r>
     </w:p>
     <w:p>
@@ -160,6 +96,12 @@
           <w:rFonts w:ascii="Calibri" w:hAnsi="Calibri" w:cs="Calibri"/>
         </w:rPr>
         <w:t>Limitations: Extending this problem to the entire world will likely only be done via inference because the data is US based. Also, for an individual using this dataset, it can be comforting to apply the statistics in a "am I likely to have a negative outcome?" way. However, statistics doesn't always apply well to individuals, so that is a limitation in using the dataset in this manner.</w:t>
+      </w:r>
+      <w:r>
+        <w:rPr>
+          <w:rFonts w:ascii="Calibri" w:hAnsi="Calibri" w:cs="Calibri"/>
+        </w:rPr>
+        <w:t xml:space="preserve"> hjkjnskdns</w:t>
       </w:r>
     </w:p>
     <w:sectPr>
@@ -173,7 +115,7 @@
 </file>
 
 <file path=word/styles.xml><?xml version="1.0" encoding="utf-8"?>
-<w:styles xmlns:mc="http://schemas.openxmlformats.org/markup-compatibility/2006" xmlns:r="http://schemas.openxmlformats.org/officeDocument/2006/relationships" xmlns:w="http://schemas.openxmlformats.org/wordprocessingml/2006/main" xmlns:w14="http://schemas.microsoft.com/office/word/2010/wordml" xmlns:w15="http://schemas.microsoft.com/office/word/2012/wordml" xmlns:w16cex="http://schemas.microsoft.com/office/word/2018/wordml/cex" xmlns:w16cid="http://schemas.microsoft.com/office/word/2016/wordml/cid" xmlns:w16="http://schemas.microsoft.com/office/word/2018/wordml" xmlns:w16sdtdh="http://schemas.microsoft.com/office/word/2020/wordml/sdtdatahash" xmlns:w16se="http://schemas.microsoft.com/office/word/2015/wordml/symex" mc:Ignorable="w14 w15 w16se w16cid w16 w16cex w16sdtdh">
+<w:styles xmlns:mc="http://schemas.openxmlformats.org/markup-compatibility/2006" xmlns:r="http://schemas.openxmlformats.org/officeDocument/2006/relationships" xmlns:w="http://schemas.openxmlformats.org/wordprocessingml/2006/main" xmlns:w14="http://schemas.microsoft.com/office/word/2010/wordml" xmlns:w15="http://schemas.microsoft.com/office/word/2012/wordml" xmlns:w16cex="http://schemas.microsoft.com/office/word/2018/wordml/cex" xmlns:w16cid="http://schemas.microsoft.com/office/word/2016/wordml/cid" xmlns:w16="http://schemas.microsoft.com/office/word/2018/wordml" xmlns:w16du="http://schemas.microsoft.com/office/word/2023/wordml/word16du" xmlns:w16sdtdh="http://schemas.microsoft.com/office/word/2020/wordml/sdtdatahash" xmlns:w16sdtfl="http://schemas.microsoft.com/office/word/2024/wordml/sdtformatlock" xmlns:w16se="http://schemas.microsoft.com/office/word/2015/wordml/symex" mc:Ignorable="w14 w15 w16se w16cid w16 w16cex w16sdtdh w16sdtfl w16du">
   <w:docDefaults>
     <w:rPrDefault>
       <w:rPr>
